--- a/por/docx/58.content.docx
+++ b/por/docx/58.content.docx
@@ -136,13 +136,6 @@
         <w:rPr>
           <w:lang w:val="pt_PT" w:bidi="pt_PT"/>
         </w:rPr>
-      </w:r>
-      <w:r>
-        <w:rPr>
-          <w:i/>
-          <w:lang w:val="pt_PT" w:bidi="pt_PT"/>
-        </w:rPr>
-        <w:t>Hebreus 1.1, Hebreus 1.2, Hebreus 1.2 (#2), Hebreus 1.3, Hebreus 1.3 (#2), Hebreus 1.4, Hebreus 1.6, Hebreus 1.8, Hebreus 1.9, Hebreus 1.10–11, Hebreus 1.13, Hebreus 1.14, Hebreus 2.1, Hebreus 2.2, Hebreus 2.4, Hebreus 2.5, Hebreus 2.7–8, Hebreus 2.9, Hebreus 2.9 (#2), Hebreus 2.10, Hebreus 2.11, Hebreus 2.14, Hebreus 2.15, Hebreus 2.17, Hebreus 2.18, Hebreus 3.1, Hebreus 3.2–3, Hebreus 3.5, Hebreus 3.5 (#2), Hebreus 3.6, Hebreus 3.6 (#2), Hebreus 3.7–8, Hebreus 3.10–11, Hebreus 3.12, Hebreus 3.13, Hebreus 3.14, Hebreus 3.17, Hebreus 3.17 (#2), Hebreus 3.19, Hebreus 4.2, Hebreus 4.2 (#2), Hebreus 4.3, Hebreus 4.3–4, Hebreus 4.5–6, Hebreus 4.7, Hebreus 4.7 (#2), Hebreus 4.9, Hebreus 4.10, Hebreus 4.11, Hebreus 4.12, Hebreus 4.12 (#2), Hebreus 4.12 (#3), Hebreus 4.13, Hebreus 4.14, Hebreus 4.15, Hebreus 4.15 (#2), Hebreus 4.16, Hebreus 5.1, Hebreus 5.3, Hebreus 5.4, Hebreus 5.5, Hebreus 5.6, Hebreus 5.6 (#2), Hebreus 5.7, Hebreus 5.8, Hebreus 5.9, Hebreus 5.11, Hebreus 5.14, Hebreus 6.1, Hebreus 6.1–2, Hebreus 6.4–5, Hebreus 6.4–6, Hebreus 6.6, Hebreus 6.7–8, Hebreus 6.9, Hebreus 6.10, Hebreus 6.12, Hebreus 6.13–15, Hebreus 6.17, Hebreus 6.18, Hebreus 6.19, Hebreus 6.19–20, Hebreus 7.1, Hebreus 7.2, Hebreus 7.2 (#2), Hebreus 7.3, Hebreus 7.5, Hebreus 7.7, Hebreus 7.9–10, Hebreus 7.12, Hebreus 7.14, Hebreus 7.16, Hebreus 7.18–19, Hebreus 7.21, Hebreus 7.22, Hebreus 7.25, Hebreus 7.26, Hebreus 7.26 (#2), Hebreus 7.27, Hebreus 7.28, Hebreus 8.1, Hebreus 8.2, Hebreus 8.3, Hebreus 8.4, Hebreus 8.5, Hebreus 8.5 (#2), Hebreus 8.6, Hebreus 8.8, Hebreus 8.10, Hebreus 8.11, Hebreus 8.12, Hebreus 8.13, Hebreus 9.1–2, Hebreus 9.2, Hebreus 9.3–4, Hebreus 9.7, Hebreus 9.9, Hebreus 9.9 (#2), Hebreus 9.10, Hebreus 9.11, Hebreus 9.12, Hebreus 9.12 (#2), Hebreus 9.14, Hebreus 9.15, Hebreus 9.17, Hebreus 9.18–19, Hebreus 9.22, Hebreus 9.24, Hebreus 9.26, Hebreus 9.27, Hebreus 9.28, Hebreus 10.1, Hebreus 10.3, Hebreus 10.4, Hebreus 10.5, Hebreus 10.8, Hebreus 10.10, Hebreus 10.12–13, Hebreus 10.14, Hebreus 10.18, Hebreus 10.19, Hebreus 10.22, Hebreus 10.23, Hebreus 10.25, Hebreus 10.26–27, Hebreus 10.28–29, Hebreus 10.30, Hebreus 10.34, Hebreus 10.35–36, Hebreus 10.38, Hebreus 10.38 (#2), Hebreus 10.39, Hebreus 11.1, Hebreus 11.3, Hebreus 11.4, Hebreus 11.6, Hebreus 11.7, Hebreus 11.11, Hebreus 11.13, Hebreus 11.13 (#2), Hebreus 11.16, Hebreus 11.17–19, Hebreus 11.22, Hebreus 11.24–26, Hebreus 11.28, Hebreus 11.31, Hebreus 11.33–34, Hebreus 11.35–38, Hebreus 11.39, Hebreus 11.40, Hebreus 12.1, Hebreus 12.2, Hebreus 12.3, Hebreus 12.6, Hebreus 12.8, Hebreus 12.10, Hebreus 12.11, Hebreus 12.14, Hebreus 12.15, Hebreus 12.17, Hebreus 12.19, Hebreus 12.22, Hebreus 12.23, Hebreus 12.23–24, Hebreus 12.25, Hebreus 12.26, Hebreus 12.28, Hebreus 12.28 (#2), Hebreus 12.29, Hebreus 13.2, Hebreus 13.3, Hebreus 13.4, Hebreus 13.4 (#2), Hebreus 13.5, Hebreus 13.7, Hebreus 13.9, Hebreus 13.11, Hebreus 13.12, Hebreus 13.13, Hebreus 13.14, Hebreus 13.14 (#2), Hebreus 13.15, Hebreus 13.17, Hebreus 13.21, Hebreus 13.23</w:t>
       </w:r>
       <w:r>
         <w:rPr>

--- a/por/docx/58.content.docx
+++ b/por/docx/58.content.docx
@@ -123,19 +123,6 @@
           <w:lang w:val="pt_PT" w:bidi="pt_PT"/>
         </w:rPr>
         <w:t>HEB</w:t>
-      </w:r>
-      <w:r>
-        <w:rPr>
-          <w:lang w:val="pt_PT" w:bidi="pt_PT"/>
-        </w:rPr>
-      </w:r>
-    </w:p>
-    <w:p>
-      <w:pPr/>
-      <w:r>
-        <w:rPr>
-          <w:lang w:val="pt_PT" w:bidi="pt_PT"/>
-        </w:rPr>
       </w:r>
       <w:r>
         <w:rPr>

--- a/por/docx/58.content.docx
+++ b/por/docx/58.content.docx
@@ -19,7 +19,7 @@
         <w:rPr>
           <w:lang w:val="pt_PT" w:bidi="pt_PT"/>
         </w:rPr>
-        <w:t>Resource: Perguntas de Tradução (unfoldingWord)</w:t>
+        <w:t>Resource: unfoldingWord® Translation Questions</w:t>
       </w:r>
       <w:r>
         <w:rPr>
@@ -85,7 +85,7 @@
         <w:rPr>
           <w:lang w:val="pt_PT" w:bidi="pt_PT"/>
         </w:rPr>
-        <w:t>Perguntas de Tradução (unfoldingWord)</w:t>
+        <w:t>unfoldingWord® Translation Questions</w:t>
       </w:r>
     </w:p>
     <w:p>
